--- a/klagomål/A 1041-2026 FSC-klagomål.docx
+++ b/klagomål/A 1041-2026 FSC-klagomål.docx
@@ -662,7 +662,7 @@
     <w:r>
       <w:tab/>
       <w:tab/>
-      <w:t>2026-01-09</w:t>
+      <w:t>2026-01-10</w:t>
       <w:br/>
       <w:br/>
     </w:r>

--- a/klagomål/A 1041-2026 FSC-klagomål.docx
+++ b/klagomål/A 1041-2026 FSC-klagomål.docx
@@ -662,7 +662,7 @@
     <w:r>
       <w:tab/>
       <w:tab/>
-      <w:t>2026-01-10</w:t>
+      <w:t>2026-01-11</w:t>
       <w:br/>
       <w:br/>
     </w:r>

--- a/klagomål/A 1041-2026 FSC-klagomål.docx
+++ b/klagomål/A 1041-2026 FSC-klagomål.docx
@@ -662,7 +662,7 @@
     <w:r>
       <w:tab/>
       <w:tab/>
-      <w:t>2026-01-11</w:t>
+      <w:t>2026-01-12</w:t>
       <w:br/>
       <w:br/>
     </w:r>

--- a/klagomål/A 1041-2026 FSC-klagomål.docx
+++ b/klagomål/A 1041-2026 FSC-klagomål.docx
@@ -662,7 +662,7 @@
     <w:r>
       <w:tab/>
       <w:tab/>
-      <w:t>2026-01-12</w:t>
+      <w:t>2026-01-13</w:t>
       <w:br/>
       <w:br/>
     </w:r>

--- a/klagomål/A 1041-2026 FSC-klagomål.docx
+++ b/klagomål/A 1041-2026 FSC-klagomål.docx
@@ -662,7 +662,7 @@
     <w:r>
       <w:tab/>
       <w:tab/>
-      <w:t>2026-01-13</w:t>
+      <w:t>2026-01-14</w:t>
       <w:br/>
       <w:br/>
     </w:r>

--- a/klagomål/A 1041-2026 FSC-klagomål.docx
+++ b/klagomål/A 1041-2026 FSC-klagomål.docx
@@ -662,7 +662,7 @@
     <w:r>
       <w:tab/>
       <w:tab/>
-      <w:t>2026-01-14</w:t>
+      <w:t>2026-01-15</w:t>
       <w:br/>
       <w:br/>
     </w:r>

--- a/klagomål/A 1041-2026 FSC-klagomål.docx
+++ b/klagomål/A 1041-2026 FSC-klagomål.docx
@@ -662,7 +662,7 @@
     <w:r>
       <w:tab/>
       <w:tab/>
-      <w:t>2026-01-15</w:t>
+      <w:t>2026-01-16</w:t>
       <w:br/>
       <w:br/>
     </w:r>

--- a/klagomål/A 1041-2026 FSC-klagomål.docx
+++ b/klagomål/A 1041-2026 FSC-klagomål.docx
@@ -662,7 +662,7 @@
     <w:r>
       <w:tab/>
       <w:tab/>
-      <w:t>2026-01-16</w:t>
+      <w:t>2026-01-17</w:t>
       <w:br/>
       <w:br/>
     </w:r>

--- a/klagomål/A 1041-2026 FSC-klagomål.docx
+++ b/klagomål/A 1041-2026 FSC-klagomål.docx
@@ -662,7 +662,7 @@
     <w:r>
       <w:tab/>
       <w:tab/>
-      <w:t>2026-01-17</w:t>
+      <w:t>2026-01-18</w:t>
       <w:br/>
       <w:br/>
     </w:r>

--- a/klagomål/A 1041-2026 FSC-klagomål.docx
+++ b/klagomål/A 1041-2026 FSC-klagomål.docx
@@ -662,7 +662,7 @@
     <w:r>
       <w:tab/>
       <w:tab/>
-      <w:t>2026-01-18</w:t>
+      <w:t>2026-01-19</w:t>
       <w:br/>
       <w:br/>
     </w:r>

--- a/klagomål/A 1041-2026 FSC-klagomål.docx
+++ b/klagomål/A 1041-2026 FSC-klagomål.docx
@@ -662,7 +662,7 @@
     <w:r>
       <w:tab/>
       <w:tab/>
-      <w:t>2026-01-19</w:t>
+      <w:t>2026-01-20</w:t>
       <w:br/>
       <w:br/>
     </w:r>

--- a/klagomål/A 1041-2026 FSC-klagomål.docx
+++ b/klagomål/A 1041-2026 FSC-klagomål.docx
@@ -662,7 +662,7 @@
     <w:r>
       <w:tab/>
       <w:tab/>
-      <w:t>2026-01-20</w:t>
+      <w:t>2026-01-21</w:t>
       <w:br/>
       <w:br/>
     </w:r>

--- a/klagomål/A 1041-2026 FSC-klagomål.docx
+++ b/klagomål/A 1041-2026 FSC-klagomål.docx
@@ -662,7 +662,7 @@
     <w:r>
       <w:tab/>
       <w:tab/>
-      <w:t>2026-01-21</w:t>
+      <w:t>2026-01-23</w:t>
       <w:br/>
       <w:br/>
     </w:r>

--- a/klagomål/A 1041-2026 FSC-klagomål.docx
+++ b/klagomål/A 1041-2026 FSC-klagomål.docx
@@ -662,7 +662,7 @@
     <w:r>
       <w:tab/>
       <w:tab/>
-      <w:t>2026-01-23</w:t>
+      <w:t>2026-01-24</w:t>
       <w:br/>
       <w:br/>
     </w:r>

--- a/klagomål/A 1041-2026 FSC-klagomål.docx
+++ b/klagomål/A 1041-2026 FSC-klagomål.docx
@@ -662,7 +662,7 @@
     <w:r>
       <w:tab/>
       <w:tab/>
-      <w:t>2026-01-24</w:t>
+      <w:t>2026-01-25</w:t>
       <w:br/>
       <w:br/>
     </w:r>

--- a/klagomål/A 1041-2026 FSC-klagomål.docx
+++ b/klagomål/A 1041-2026 FSC-klagomål.docx
@@ -662,7 +662,7 @@
     <w:r>
       <w:tab/>
       <w:tab/>
-      <w:t>2026-01-25</w:t>
+      <w:t>2026-01-26</w:t>
       <w:br/>
       <w:br/>
     </w:r>

--- a/klagomål/A 1041-2026 FSC-klagomål.docx
+++ b/klagomål/A 1041-2026 FSC-klagomål.docx
@@ -662,7 +662,7 @@
     <w:r>
       <w:tab/>
       <w:tab/>
-      <w:t>2026-01-26</w:t>
+      <w:t>2026-01-27</w:t>
       <w:br/>
       <w:br/>
     </w:r>

--- a/klagomål/A 1041-2026 FSC-klagomål.docx
+++ b/klagomål/A 1041-2026 FSC-klagomål.docx
@@ -662,7 +662,7 @@
     <w:r>
       <w:tab/>
       <w:tab/>
-      <w:t>2026-01-27</w:t>
+      <w:t>2026-01-28</w:t>
       <w:br/>
       <w:br/>
     </w:r>

--- a/klagomål/A 1041-2026 FSC-klagomål.docx
+++ b/klagomål/A 1041-2026 FSC-klagomål.docx
@@ -112,7 +112,7 @@
         <w:pStyle w:val="ListBullet"/>
       </w:pPr>
       <w:r>
-        <w:t>Om ett ombud (tex Norra skog eller Mellanskog) avverkningsanmäler en skog med naturvärden motsvarande nyckelbiotops kvalité men markägaren inte är FSC certifierad, bör du skicka in ett FSC kontrollerat virke klagomål. Då ska klagomålet skickas till ombudsföretaget.</w:t>
+        <w:t>Om ett ombud (tex Norra skog eller Mellanskog) avverkningsanmäler en skog med naturvärden motsvarande nyckelbiotops kvalitet men markägaren inte är FSC certifierad, bör du skicka in ett FSC kontrollerat virke klagomål. Då ska klagomålet skickas till ombudsföretaget.</w:t>
       </w:r>
     </w:p>
     <w:p>
@@ -254,7 +254,25 @@
         <w:t xml:space="preserve">Ögonpyrola </w:t>
       </w:r>
       <w:r>
-        <w:t>är normalt en bra signalart som visar på områden med höga naturvärden och stabila förhållanden, särskilt inom näringsfattiga trakter. Växten är mycket känslig för markskador och försvinner snabbt efter slutavverkning. Den hotas också av skogsgödsling och markavvattning (Nitare &amp; Skogsstyrelsen, 2019).</w:t>
+        <w:t xml:space="preserve">är normalt en bra signalart som visar på områden med höga naturvärden och stabila förhållanden, särskilt inom näringsfattiga trakter. Växten är mycket känslig för markskador och försvinner snabbt efter slutavverkning. Den hotas också av skogsgödsling och markavvattning. Ögonpyrola är typisk art för </w:t>
+      </w:r>
+      <w:r>
+        <w:rPr>
+          <w:i/>
+        </w:rPr>
+        <w:t>9010 Taiga</w:t>
+      </w:r>
+      <w:r>
+        <w:t xml:space="preserve"> och</w:t>
+      </w:r>
+      <w:r>
+        <w:rPr>
+          <w:i/>
+        </w:rPr>
+        <w:t xml:space="preserve"> 9070 Trädklädd betesmark</w:t>
+      </w:r>
+      <w:r>
+        <w:t xml:space="preserve"> (Nitare &amp; Skogsstyrelsen, 2019; SLU Artdatabanken, 2024).</w:t>
       </w:r>
     </w:p>
     <w:p>
@@ -662,7 +680,7 @@
     <w:r>
       <w:tab/>
       <w:tab/>
-      <w:t>2026-01-28</w:t>
+      <w:t>2026-01-29</w:t>
       <w:br/>
       <w:br/>
     </w:r>

--- a/klagomål/A 1041-2026 FSC-klagomål.docx
+++ b/klagomål/A 1041-2026 FSC-klagomål.docx
@@ -680,7 +680,7 @@
     <w:r>
       <w:tab/>
       <w:tab/>
-      <w:t>2026-01-29</w:t>
+      <w:t>2026-01-30</w:t>
       <w:br/>
       <w:br/>
     </w:r>

--- a/klagomål/A 1041-2026 FSC-klagomål.docx
+++ b/klagomål/A 1041-2026 FSC-klagomål.docx
@@ -680,7 +680,7 @@
     <w:r>
       <w:tab/>
       <w:tab/>
-      <w:t>2026-01-30</w:t>
+      <w:t>2026-01-31</w:t>
       <w:br/>
       <w:br/>
     </w:r>

--- a/klagomål/A 1041-2026 FSC-klagomål.docx
+++ b/klagomål/A 1041-2026 FSC-klagomål.docx
@@ -680,7 +680,7 @@
     <w:r>
       <w:tab/>
       <w:tab/>
-      <w:t>2026-03-01</w:t>
+      <w:t>2026-03-02</w:t>
       <w:br/>
       <w:br/>
     </w:r>

--- a/klagomål/A 1041-2026 FSC-klagomål.docx
+++ b/klagomål/A 1041-2026 FSC-klagomål.docx
@@ -680,7 +680,7 @@
     <w:r>
       <w:tab/>
       <w:tab/>
-      <w:t>2026-03-02</w:t>
+      <w:t>2026-03-03</w:t>
       <w:br/>
       <w:br/>
     </w:r>

--- a/klagomål/A 1041-2026 FSC-klagomål.docx
+++ b/klagomål/A 1041-2026 FSC-klagomål.docx
@@ -680,7 +680,7 @@
     <w:r>
       <w:tab/>
       <w:tab/>
-      <w:t>2026-03-03</w:t>
+      <w:t>2026-03-04</w:t>
       <w:br/>
       <w:br/>
     </w:r>

--- a/klagomål/A 1041-2026 FSC-klagomål.docx
+++ b/klagomål/A 1041-2026 FSC-klagomål.docx
@@ -680,7 +680,7 @@
     <w:r>
       <w:tab/>
       <w:tab/>
-      <w:t>2026-03-04</w:t>
+      <w:t>2026-03-05</w:t>
       <w:br/>
       <w:br/>
     </w:r>

--- a/klagomål/A 1041-2026 FSC-klagomål.docx
+++ b/klagomål/A 1041-2026 FSC-klagomål.docx
@@ -680,7 +680,7 @@
     <w:r>
       <w:tab/>
       <w:tab/>
-      <w:t>2026-03-05</w:t>
+      <w:t>2026-03-06</w:t>
       <w:br/>
       <w:br/>
     </w:r>

--- a/klagomål/A 1041-2026 FSC-klagomål.docx
+++ b/klagomål/A 1041-2026 FSC-klagomål.docx
@@ -680,7 +680,7 @@
     <w:r>
       <w:tab/>
       <w:tab/>
-      <w:t>2026-03-06</w:t>
+      <w:t>2026-03-07</w:t>
       <w:br/>
       <w:br/>
     </w:r>

--- a/klagomål/A 1041-2026 FSC-klagomål.docx
+++ b/klagomål/A 1041-2026 FSC-klagomål.docx
@@ -680,7 +680,7 @@
     <w:r>
       <w:tab/>
       <w:tab/>
-      <w:t>2026-03-07</w:t>
+      <w:t>2026-03-08</w:t>
       <w:br/>
       <w:br/>
     </w:r>

--- a/klagomål/A 1041-2026 FSC-klagomål.docx
+++ b/klagomål/A 1041-2026 FSC-klagomål.docx
@@ -680,7 +680,7 @@
     <w:r>
       <w:tab/>
       <w:tab/>
-      <w:t>2026-03-08</w:t>
+      <w:t>2026-03-09</w:t>
       <w:br/>
       <w:br/>
     </w:r>

--- a/klagomål/A 1041-2026 FSC-klagomål.docx
+++ b/klagomål/A 1041-2026 FSC-klagomål.docx
@@ -680,7 +680,7 @@
     <w:r>
       <w:tab/>
       <w:tab/>
-      <w:t>2026-03-09</w:t>
+      <w:t>2026-03-10</w:t>
       <w:br/>
       <w:br/>
     </w:r>

--- a/klagomål/A 1041-2026 FSC-klagomål.docx
+++ b/klagomål/A 1041-2026 FSC-klagomål.docx
@@ -680,7 +680,7 @@
     <w:r>
       <w:tab/>
       <w:tab/>
-      <w:t>2026-03-10</w:t>
+      <w:t>2026-03-11</w:t>
       <w:br/>
       <w:br/>
     </w:r>

--- a/klagomål/A 1041-2026 FSC-klagomål.docx
+++ b/klagomål/A 1041-2026 FSC-klagomål.docx
@@ -680,7 +680,7 @@
     <w:r>
       <w:tab/>
       <w:tab/>
-      <w:t>2026-03-11</w:t>
+      <w:t>2026-03-12</w:t>
       <w:br/>
       <w:br/>
     </w:r>

--- a/klagomål/A 1041-2026 FSC-klagomål.docx
+++ b/klagomål/A 1041-2026 FSC-klagomål.docx
@@ -680,7 +680,7 @@
     <w:r>
       <w:tab/>
       <w:tab/>
-      <w:t>2026-03-12</w:t>
+      <w:t>2026-03-13</w:t>
       <w:br/>
       <w:br/>
     </w:r>

--- a/klagomål/A 1041-2026 FSC-klagomål.docx
+++ b/klagomål/A 1041-2026 FSC-klagomål.docx
@@ -680,7 +680,7 @@
     <w:r>
       <w:tab/>
       <w:tab/>
-      <w:t>2026-03-13</w:t>
+      <w:t>2026-03-16</w:t>
       <w:br/>
       <w:br/>
     </w:r>

--- a/klagomål/A 1041-2026 FSC-klagomål.docx
+++ b/klagomål/A 1041-2026 FSC-klagomål.docx
@@ -680,7 +680,7 @@
     <w:r>
       <w:tab/>
       <w:tab/>
-      <w:t>2026-03-16</w:t>
+      <w:t>2026-03-17</w:t>
       <w:br/>
       <w:br/>
     </w:r>

--- a/klagomål/A 1041-2026 FSC-klagomål.docx
+++ b/klagomål/A 1041-2026 FSC-klagomål.docx
@@ -680,7 +680,7 @@
     <w:r>
       <w:tab/>
       <w:tab/>
-      <w:t>2026-03-17</w:t>
+      <w:t>2026-03-18</w:t>
       <w:br/>
       <w:br/>
     </w:r>

--- a/klagomål/A 1041-2026 FSC-klagomål.docx
+++ b/klagomål/A 1041-2026 FSC-klagomål.docx
@@ -680,7 +680,7 @@
     <w:r>
       <w:tab/>
       <w:tab/>
-      <w:t>2026-03-18</w:t>
+      <w:t>2026-03-19</w:t>
       <w:br/>
       <w:br/>
     </w:r>

--- a/klagomål/A 1041-2026 FSC-klagomål.docx
+++ b/klagomål/A 1041-2026 FSC-klagomål.docx
@@ -680,7 +680,7 @@
     <w:r>
       <w:tab/>
       <w:tab/>
-      <w:t>2026-03-19</w:t>
+      <w:t>2026-03-20</w:t>
       <w:br/>
       <w:br/>
     </w:r>

--- a/klagomål/A 1041-2026 FSC-klagomål.docx
+++ b/klagomål/A 1041-2026 FSC-klagomål.docx
@@ -680,7 +680,7 @@
     <w:r>
       <w:tab/>
       <w:tab/>
-      <w:t>2026-03-20</w:t>
+      <w:t>2026-03-21</w:t>
       <w:br/>
       <w:br/>
     </w:r>

--- a/klagomål/A 1041-2026 FSC-klagomål.docx
+++ b/klagomål/A 1041-2026 FSC-klagomål.docx
@@ -680,7 +680,7 @@
     <w:r>
       <w:tab/>
       <w:tab/>
-      <w:t>2026-03-21</w:t>
+      <w:t>2026-03-22</w:t>
       <w:br/>
       <w:br/>
     </w:r>

--- a/klagomål/A 1041-2026 FSC-klagomål.docx
+++ b/klagomål/A 1041-2026 FSC-klagomål.docx
@@ -680,7 +680,7 @@
     <w:r>
       <w:tab/>
       <w:tab/>
-      <w:t>2026-03-22</w:t>
+      <w:t>2026-03-23</w:t>
       <w:br/>
       <w:br/>
     </w:r>

--- a/klagomål/A 1041-2026 FSC-klagomål.docx
+++ b/klagomål/A 1041-2026 FSC-klagomål.docx
@@ -680,7 +680,7 @@
     <w:r>
       <w:tab/>
       <w:tab/>
-      <w:t>2026-03-23</w:t>
+      <w:t>2026-03-24</w:t>
       <w:br/>
       <w:br/>
     </w:r>

--- a/klagomål/A 1041-2026 FSC-klagomål.docx
+++ b/klagomål/A 1041-2026 FSC-klagomål.docx
@@ -680,7 +680,7 @@
     <w:r>
       <w:tab/>
       <w:tab/>
-      <w:t>2026-03-24</w:t>
+      <w:t>2026-03-25</w:t>
       <w:br/>
       <w:br/>
     </w:r>

--- a/klagomål/A 1041-2026 FSC-klagomål.docx
+++ b/klagomål/A 1041-2026 FSC-klagomål.docx
@@ -680,7 +680,7 @@
     <w:r>
       <w:tab/>
       <w:tab/>
-      <w:t>2026-03-25</w:t>
+      <w:t>2026-03-26</w:t>
       <w:br/>
       <w:br/>
     </w:r>

--- a/klagomål/A 1041-2026 FSC-klagomål.docx
+++ b/klagomål/A 1041-2026 FSC-klagomål.docx
@@ -680,7 +680,7 @@
     <w:r>
       <w:tab/>
       <w:tab/>
-      <w:t>2026-03-26</w:t>
+      <w:t>2026-03-27</w:t>
       <w:br/>
       <w:br/>
     </w:r>

--- a/klagomål/A 1041-2026 FSC-klagomål.docx
+++ b/klagomål/A 1041-2026 FSC-klagomål.docx
@@ -680,7 +680,7 @@
     <w:r>
       <w:tab/>
       <w:tab/>
-      <w:t>2026-03-27</w:t>
+      <w:t>2026-03-28</w:t>
       <w:br/>
       <w:br/>
     </w:r>

--- a/klagomål/A 1041-2026 FSC-klagomål.docx
+++ b/klagomål/A 1041-2026 FSC-klagomål.docx
@@ -680,7 +680,7 @@
     <w:r>
       <w:tab/>
       <w:tab/>
-      <w:t>2026-03-28</w:t>
+      <w:t>2026-03-29</w:t>
       <w:br/>
       <w:br/>
     </w:r>

--- a/klagomål/A 1041-2026 FSC-klagomål.docx
+++ b/klagomål/A 1041-2026 FSC-klagomål.docx
@@ -680,7 +680,7 @@
     <w:r>
       <w:tab/>
       <w:tab/>
-      <w:t>2026-04-14</w:t>
+      <w:t>2026-04-15</w:t>
       <w:br/>
       <w:br/>
     </w:r>

--- a/klagomål/A 1041-2026 FSC-klagomål.docx
+++ b/klagomål/A 1041-2026 FSC-klagomål.docx
@@ -680,7 +680,7 @@
     <w:r>
       <w:tab/>
       <w:tab/>
-      <w:t>2026-04-15</w:t>
+      <w:t>2026-04-16</w:t>
       <w:br/>
       <w:br/>
     </w:r>

--- a/klagomål/A 1041-2026 FSC-klagomål.docx
+++ b/klagomål/A 1041-2026 FSC-klagomål.docx
@@ -680,7 +680,7 @@
     <w:r>
       <w:tab/>
       <w:tab/>
-      <w:t>2026-04-16</w:t>
+      <w:t>2026-04-17</w:t>
       <w:br/>
       <w:br/>
     </w:r>

--- a/klagomål/A 1041-2026 FSC-klagomål.docx
+++ b/klagomål/A 1041-2026 FSC-klagomål.docx
@@ -680,7 +680,7 @@
     <w:r>
       <w:tab/>
       <w:tab/>
-      <w:t>2026-04-17</w:t>
+      <w:t>2026-04-18</w:t>
       <w:br/>
       <w:br/>
     </w:r>

--- a/klagomål/A 1041-2026 FSC-klagomål.docx
+++ b/klagomål/A 1041-2026 FSC-klagomål.docx
@@ -680,7 +680,7 @@
     <w:r>
       <w:tab/>
       <w:tab/>
-      <w:t>2026-04-18</w:t>
+      <w:t>2026-04-19</w:t>
       <w:br/>
       <w:br/>
     </w:r>

--- a/klagomål/A 1041-2026 FSC-klagomål.docx
+++ b/klagomål/A 1041-2026 FSC-klagomål.docx
@@ -680,7 +680,7 @@
     <w:r>
       <w:tab/>
       <w:tab/>
-      <w:t>2026-04-19</w:t>
+      <w:t>2026-04-20</w:t>
       <w:br/>
       <w:br/>
     </w:r>

--- a/klagomål/A 1041-2026 FSC-klagomål.docx
+++ b/klagomål/A 1041-2026 FSC-klagomål.docx
@@ -680,7 +680,7 @@
     <w:r>
       <w:tab/>
       <w:tab/>
-      <w:t>2026-04-20</w:t>
+      <w:t>2026-04-21</w:t>
       <w:br/>
       <w:br/>
     </w:r>

--- a/klagomål/A 1041-2026 FSC-klagomål.docx
+++ b/klagomål/A 1041-2026 FSC-klagomål.docx
@@ -680,7 +680,7 @@
     <w:r>
       <w:tab/>
       <w:tab/>
-      <w:t>2026-04-21</w:t>
+      <w:t>2026-04-22</w:t>
       <w:br/>
       <w:br/>
     </w:r>

--- a/klagomål/A 1041-2026 FSC-klagomål.docx
+++ b/klagomål/A 1041-2026 FSC-klagomål.docx
@@ -680,7 +680,7 @@
     <w:r>
       <w:tab/>
       <w:tab/>
-      <w:t>2026-04-22</w:t>
+      <w:t>2026-04-23</w:t>
       <w:br/>
       <w:br/>
     </w:r>

--- a/klagomål/A 1041-2026 FSC-klagomål.docx
+++ b/klagomål/A 1041-2026 FSC-klagomål.docx
@@ -680,7 +680,7 @@
     <w:r>
       <w:tab/>
       <w:tab/>
-      <w:t>2026-04-23</w:t>
+      <w:t>2026-04-24</w:t>
       <w:br/>
       <w:br/>
     </w:r>

--- a/klagomål/A 1041-2026 FSC-klagomål.docx
+++ b/klagomål/A 1041-2026 FSC-klagomål.docx
@@ -680,7 +680,7 @@
     <w:r>
       <w:tab/>
       <w:tab/>
-      <w:t>2026-04-24</w:t>
+      <w:t>2026-04-25</w:t>
       <w:br/>
       <w:br/>
     </w:r>

--- a/klagomål/A 1041-2026 FSC-klagomål.docx
+++ b/klagomål/A 1041-2026 FSC-klagomål.docx
@@ -680,7 +680,7 @@
     <w:r>
       <w:tab/>
       <w:tab/>
-      <w:t>2026-04-25</w:t>
+      <w:t>2026-04-26</w:t>
       <w:br/>
       <w:br/>
     </w:r>

--- a/klagomål/A 1041-2026 FSC-klagomål.docx
+++ b/klagomål/A 1041-2026 FSC-klagomål.docx
@@ -680,7 +680,7 @@
     <w:r>
       <w:tab/>
       <w:tab/>
-      <w:t>2026-04-26</w:t>
+      <w:t>2026-04-27</w:t>
       <w:br/>
       <w:br/>
     </w:r>

--- a/klagomål/A 1041-2026 FSC-klagomål.docx
+++ b/klagomål/A 1041-2026 FSC-klagomål.docx
@@ -680,7 +680,7 @@
     <w:r>
       <w:tab/>
       <w:tab/>
-      <w:t>2026-04-27</w:t>
+      <w:t>2026-04-28</w:t>
       <w:br/>
       <w:br/>
     </w:r>

--- a/klagomål/A 1041-2026 FSC-klagomål.docx
+++ b/klagomål/A 1041-2026 FSC-klagomål.docx
@@ -680,7 +680,7 @@
     <w:r>
       <w:tab/>
       <w:tab/>
-      <w:t>2026-04-28</w:t>
+      <w:t>2026-04-29</w:t>
       <w:br/>
       <w:br/>
     </w:r>

--- a/klagomål/A 1041-2026 FSC-klagomål.docx
+++ b/klagomål/A 1041-2026 FSC-klagomål.docx
@@ -680,7 +680,7 @@
     <w:r>
       <w:tab/>
       <w:tab/>
-      <w:t>2026-04-29</w:t>
+      <w:t>2026-04-30</w:t>
       <w:br/>
       <w:br/>
     </w:r>

--- a/klagomål/A 1041-2026 FSC-klagomål.docx
+++ b/klagomål/A 1041-2026 FSC-klagomål.docx
@@ -680,7 +680,7 @@
     <w:r>
       <w:tab/>
       <w:tab/>
-      <w:t>2026-04-30</w:t>
+      <w:t>2026-05-01</w:t>
       <w:br/>
       <w:br/>
     </w:r>

--- a/klagomål/A 1041-2026 FSC-klagomål.docx
+++ b/klagomål/A 1041-2026 FSC-klagomål.docx
@@ -680,7 +680,7 @@
     <w:r>
       <w:tab/>
       <w:tab/>
-      <w:t>2026-05-01</w:t>
+      <w:t>2026-05-02</w:t>
       <w:br/>
       <w:br/>
     </w:r>

--- a/klagomål/A 1041-2026 FSC-klagomål.docx
+++ b/klagomål/A 1041-2026 FSC-klagomål.docx
@@ -680,7 +680,7 @@
     <w:r>
       <w:tab/>
       <w:tab/>
-      <w:t>2026-05-02</w:t>
+      <w:t>2026-05-03</w:t>
       <w:br/>
       <w:br/>
     </w:r>

--- a/klagomål/A 1041-2026 FSC-klagomål.docx
+++ b/klagomål/A 1041-2026 FSC-klagomål.docx
@@ -680,7 +680,7 @@
     <w:r>
       <w:tab/>
       <w:tab/>
-      <w:t>2026-05-16</w:t>
+      <w:t>2026-05-17</w:t>
       <w:br/>
       <w:br/>
     </w:r>

--- a/klagomål/A 1041-2026 FSC-klagomål.docx
+++ b/klagomål/A 1041-2026 FSC-klagomål.docx
@@ -680,7 +680,7 @@
     <w:r>
       <w:tab/>
       <w:tab/>
-      <w:t>2026-05-17</w:t>
+      <w:t>2026-05-18</w:t>
       <w:br/>
       <w:br/>
     </w:r>
